--- a/competition/2_2026第31屆大專校院資訊應用服務創新競賽/上傳報名資料/[臺北生活好便利創新應用組]系統概述文件.docx
+++ b/competition/2_2026第31屆大專校院資訊應用服務創新競賽/上傳報名資料/[臺北生活好便利創新應用組]系統概述文件.docx
@@ -3026,7 +3026,7 @@
           <w:sz w:val="28"/>
           <w:szCs w:val="28"/>
         </w:rPr>
-        <w:t>設備高可用：伺服器逾15秒未收到書櫃輪詢即視為離線，5分鐘即通知管理員；以每年停機約28小時估算，妥善率約99.7%，每台年度維護成本約3,755元。</w:t>
+        <w:t>設備高可用：伺服器逾15秒未收到書櫃輪詢即視為離線，5分鐘即通知管理員；以每年停機約28小時估算，妥善率約99.7%，每台年度維護成本約3,765元。</w:t>
       </w:r>
     </w:p>
     <w:p>
@@ -3279,7 +3279,7 @@
           <w:sz w:val="28"/>
           <w:szCs w:val="28"/>
         </w:rPr>
-        <w:t>物聯網與機構：ESP32、電控鎖、TFT顯示模組及門磁感測器，韌體以C/C++撰寫；櫃體以SolidWorks繪製並雷射切割。</w:t>
+        <w:t>物聯網與機構：ESP32-S3、繼電器、電控鎖與2.8吋TFT螢幕，以ESP-IDF撰寫韌體；合板櫃體，壓克力面板與櫃門雷射切割。</w:t>
       </w:r>
     </w:p>
     <w:p>
@@ -3583,7 +3583,7 @@
           <w:sz w:val="28"/>
           <w:szCs w:val="28"/>
         </w:rPr>
-        <w:t>智慧書櫃端：ESP32開發板搭配4組電控鎖與TFT顯示模組，以2.4GHz Wi-Fi經HTTPS連線；控制板以DC 5V/2A、電控鎖以12V 5A電源供電。</w:t>
+        <w:t>智慧書櫃端：ESP32-S3開發板搭配4組12V電控鎖與2.8吋TFT顯示模組，以2.4GHz Wi-Fi經HTTPS連線；以12V 5A電源供電並降壓為5V供控制板。</w:t>
       </w:r>
     </w:p>
     <w:p>
